--- a/docs/Manual técnico JADDA SPORTS.docx
+++ b/docs/Manual técnico JADDA SPORTS.docx
@@ -3985,14 +3985,54 @@
   <w:p>
     <w:pPr>
       <w:pStyle w:val="Header"/>
-      <w:jc w:val="right"/>
+      <w:tabs>
+        <w:tab w:pos="9360" w:val="right"/>
+      </w:tabs>
+      <w:spacing w:before="0" w:after="0" w:line="240" w:lineRule="auto"/>
     </w:pPr>
     <w:r>
+      <w:drawing>
+        <wp:inline xmlns:a="http://schemas.openxmlformats.org/drawingml/2006/main" xmlns:pic="http://schemas.openxmlformats.org/drawingml/2006/picture">
+          <wp:extent cx="685800" cy="457200"/>
+          <wp:docPr id="1" name="Picture 1"/>
+          <wp:cNvGraphicFramePr>
+            <a:graphicFrameLocks noChangeAspect="1"/>
+          </wp:cNvGraphicFramePr>
+          <a:graphic>
+            <a:graphicData uri="http://schemas.openxmlformats.org/drawingml/2006/picture">
+              <pic:pic>
+                <pic:nvPicPr>
+                  <pic:cNvPr id="0" name="LogoJadda.png"/>
+                  <pic:cNvPicPr/>
+                </pic:nvPicPr>
+                <pic:blipFill>
+                  <a:blip r:embed="rId1"/>
+                  <a:stretch>
+                    <a:fillRect/>
+                  </a:stretch>
+                </pic:blipFill>
+                <pic:spPr>
+                  <a:xfrm>
+                    <a:off x="0" y="0"/>
+                    <a:ext cx="685800" cy="457200"/>
+                  </a:xfrm>
+                  <a:prstGeom prst="rect"/>
+                </pic:spPr>
+              </pic:pic>
+            </a:graphicData>
+          </a:graphic>
+        </wp:inline>
+      </w:drawing>
+    </w:r>
+    <w:r>
+      <w:tab/>
+    </w:r>
+    <w:r>
       <w:rPr>
         <w:rFonts w:ascii="Aptos" w:hAnsi="Aptos"/>
         <w:b/>
-        <w:color w:val="000000"/>
-        <w:sz w:val="16"/>
+        <w:color w:val="1F3754"/>
+        <w:sz w:val="18"/>
       </w:rPr>
       <w:t>JADDA SPORTS   |   Manual técnico</w:t>
     </w:r>
